--- a/Documentacion/word/03_Manual_Usuario.docx
+++ b/Documentacion/word/03_Manual_Usuario.docx
@@ -314,7 +314,7 @@
         <w:pStyle w:val="Listaconvietas"/>
       </w:pPr>
       <w:r>
-        <w:t>Número de cotización único (ej: COT-2026-001).</w:t>
+        <w:t>Número de cotización único (ej: COT-2026-XXXXX).</w:t>
       </w:r>
     </w:p>
     <w:p>
@@ -866,7 +866,7 @@
     </w:p>
     <w:p>
       <w:r>
-        <w:t>Contacta al negocio directamente con tu número de cotización (COT-YYYY-XXX). El equipo te ayudará a ajustar el pedido según corresponda.</w:t>
+        <w:t>Contacta al negocio directamente con tu número de cotización (COT-YYYY-XXXXX). El equipo te ayudará a ajustar el pedido según corresponda.</w:t>
       </w:r>
     </w:p>
     <w:p>
@@ -1132,7 +1132,7 @@
     </w:p>
     <w:p>
       <w:r>
-        <w:t>Si tienes algún problema con tu pedido, contáctanos con tu número de cotización (COT-YYYY-XXX) y te ayudaremos a resolverlo de la forma más rápida posible.</w:t>
+        <w:t>Si tienes algún problema con tu pedido, contáctanos con tu número de cotización (COT-YYYY-XXXXX) y te ayudaremos a resolverlo de la forma más rápida posible.</w:t>
       </w:r>
     </w:p>
     <w:p>

--- a/Documentacion/word/03_Manual_Usuario.docx
+++ b/Documentacion/word/03_Manual_Usuario.docx
@@ -8,11 +8,7 @@
       </w:pPr>
       <w:r>
         <w:br/>
-      </w:r>
-      <w:r>
         <w:br/>
-      </w:r>
-      <w:r>
         <w:br/>
       </w:r>
     </w:p>
@@ -60,7 +56,7 @@
         <w:jc w:val="center"/>
       </w:pPr>
       <w:r>
-        <w:t>Césped Sintético SpA · Melipilla, Chile · 2026</w:t>
+        <w:t>Césped Sintético ARM · Melipilla, Chile · 2026</w:t>
       </w:r>
     </w:p>
     <w:p>
@@ -93,7 +89,7 @@
     </w:p>
     <w:p>
       <w:r>
-        <w:t>Trato Hecho es un asistente virtual inteligente disponible en el sitio web de Césped Sintético SpA. Te ayuda a cotizar y comprar césped sintético de forma rápida, simple y segura, sin necesidad de esperar respuesta de un vendedor.</w:t>
+        <w:t>Trato Hecho es un asistente virtual inteligente disponible en el sitio web de Césped Sintético ARM. Te ayuda a cotizar y comprar césped sintético de forma rápida, simple y segura, sin necesidad de esperar respuesta de un vendedor.</w:t>
       </w:r>
     </w:p>
     <w:p>
@@ -368,8 +364,6 @@
       </w:pPr>
       <w:r>
         <w:br w:type="page"/>
-      </w:r>
-      <w:r>
         <w:lastRenderedPageBreak/>
         <w:t>3. CALCULADORA DE METROS CUADRADOS</w:t>
       </w:r>
@@ -634,7 +628,7 @@
     </w:p>
     <w:p>
       <w:r>
-        <w:t>Todos los pagos son procesados por MercadoPago, una plataforma certificada y regulada. Césped Sintético SpA nunca recibe ni almacena los datos de tu tarjeta. Todas las transacciones son encriptadas y seguras.</w:t>
+        <w:t>Todos los pagos son procesados por MercadoPago, una plataforma certificada y regulada. Césped Sintético ARM nunca recibe ni almacena los datos de tu tarjeta. Todas las transacciones son encriptadas y seguras.</w:t>
       </w:r>
     </w:p>
     <w:p>
@@ -651,7 +645,7 @@
           <w:color w:val="1F497D"/>
         </w:rPr>
         <w:lastRenderedPageBreak/>
-        <w:t>5. PANEL DE GESTIÓN (PARA EL NEGOCIO)</w:t>
+        <w:t>5. NOTIFICACIONES Y SEGUIMIENTO (PARA EL NEGOCIO)</w:t>
       </w:r>
     </w:p>
     <w:p>
@@ -662,12 +656,12 @@
         <w:rPr>
           <w:color w:val="0070C0"/>
         </w:rPr>
-        <w:t>¿Qué es el panel de gestión?</w:t>
-      </w:r>
-    </w:p>
-    <w:p>
-      <w:r>
-        <w:t>El panel de gestión es una sección exclusiva para el propietario del negocio. Permite visualizar todas las cotizaciones recibidas, su estado y hacer seguimiento de los clientes.</w:t>
+        <w:t>¿Cómo se entera el negocio de una cotización o venta?</w:t>
+      </w:r>
+    </w:p>
+    <w:p>
+      <w:r>
+        <w:t>El sistema no requiere que el propietario inicie sesión en ningún panel: cada cotización y cada pago generan una notificación automática e inmediata. No existe un panel de administración con usuario y contraseña.</w:t>
       </w:r>
     </w:p>
     <w:p>
@@ -678,7 +672,7 @@
         <w:rPr>
           <w:color w:val="0070C0"/>
         </w:rPr>
-        <w:t>Cómo acceder</w:t>
+        <w:t>Métricas del negocio (Grafana)</w:t>
       </w:r>
     </w:p>
     <w:p>
@@ -686,7 +680,7 @@
         <w:pStyle w:val="Listaconnmeros"/>
       </w:pPr>
       <w:r>
-        <w:t>Ingresa a la URL del panel: https://tudominio.cl/admin</w:t>
+        <w:t>Como complemento no comprometido en el alcance original, el equipo incorporó un dashboard de Grafana con métricas agregadas del agente (volumen de conversaciones, tiempos de respuesta, uso de herramientas).</w:t>
       </w:r>
     </w:p>
     <w:p>
@@ -694,15 +688,7 @@
         <w:pStyle w:val="Listaconnmeros"/>
       </w:pPr>
       <w:r>
-        <w:t>Ingresa tu usuario y contraseña de administrador.</w:t>
-      </w:r>
-    </w:p>
-    <w:p>
-      <w:pPr>
-        <w:pStyle w:val="Listaconnmeros"/>
-      </w:pPr>
-      <w:r>
-        <w:t>Verás el listado de cotizaciones con filtros por estado y fecha.</w:t>
+        <w:t>Grafana muestra estadísticas generales de uso, no el detalle de cada cotización individual — para eso el negocio usa las notificaciones de Telegram y correo de cada evento.</w:t>
       </w:r>
     </w:p>
     <w:p>
@@ -946,7 +932,7 @@
     </w:p>
     <w:p>
       <w:r>
-        <w:t>Sí. Si el asistente no puede resolver tu consulta, puedes contactar directamente a Césped Sintético SpA por teléfono o correo electrónico en el horario comercial de atención.</w:t>
+        <w:t>Sí. Si el asistente no puede resolver tu consulta, puedes contactar directamente a Césped Sintético ARM por teléfono o correo electrónico en el horario comercial de atención.</w:t>
       </w:r>
     </w:p>
     <w:p>
@@ -971,7 +957,7 @@
     </w:p>
     <w:p>
       <w:r>
-        <w:t>A continuación encontrarás todos los canales disponibles para contactar a Césped Sintético SpA.</w:t>
+        <w:t>A continuación encontrarás todos los canales disponibles para contactar a Césped Sintético ARM.</w:t>
       </w:r>
     </w:p>
     <w:p>
@@ -990,7 +976,7 @@
         <w:pStyle w:val="Listaconvietas"/>
       </w:pPr>
       <w:r>
-        <w:t>Empresa: Césped Sintético SpA</w:t>
+        <w:t>Empresa: Césped Sintético ARM</w:t>
       </w:r>
     </w:p>
     <w:p>
@@ -1169,7 +1155,7 @@
           <w:i/>
           <w:sz w:val="18"/>
         </w:rPr>
-        <w:t>Trato Hecho · Manual de Usuario · Césped Sintético SpA · DuocUC 2026</w:t>
+        <w:t>Trato Hecho · Manual de Usuario · Césped Sintético ARM · DuocUC 2026</w:t>
       </w:r>
     </w:p>
     <w:sectPr>
